--- a/printables/garden-answers/U8-garden-answers.docx
+++ b/printables/garden-answers/U8-garden-answers.docx
@@ -225,7 +225,21 @@
           <w:color w:val="E85D04"/>
           <w:sz w:val="24"/>
         </w:rPr>
-        <w:t>二、意思</w:t>
+        <w:t>二、根据意思写原句（答案）</w:t>
+      </w:r>
+    </w:p>
+    <w:p>
+      <w:pPr>
+        <w:spacing w:before="0" w:after="40" w:line="288" w:lineRule="auto"/>
+      </w:pPr>
+      <w:r>
+        <w:rPr>
+          <w:rFonts w:ascii="宋体" w:hAnsi="宋体" w:eastAsia="宋体"/>
+          <w:b w:val="0"/>
+          <w:color w:val="C2410C"/>
+          <w:sz w:val="22"/>
+        </w:rPr>
+        <w:t>意思：形容相貌清秀俊美。</w:t>
       </w:r>
     </w:p>
     <w:p>
@@ -237,9 +251,23 @@
           <w:rFonts w:ascii="宋体" w:hAnsi="宋体" w:eastAsia="宋体"/>
           <w:b w:val="0"/>
           <w:color w:val="1C1917"/>
-          <w:sz w:val="24"/>
+          <w:sz w:val="26"/>
         </w:rPr>
-        <w:t>眉清目秀　→　形容相貌清秀俊美。</w:t>
+        <w:t>原句：眉清目秀　——词语</w:t>
+      </w:r>
+    </w:p>
+    <w:p>
+      <w:pPr>
+        <w:spacing w:before="0" w:after="40" w:line="288" w:lineRule="auto"/>
+      </w:pPr>
+      <w:r>
+        <w:rPr>
+          <w:rFonts w:ascii="宋体" w:hAnsi="宋体" w:eastAsia="宋体"/>
+          <w:b w:val="0"/>
+          <w:color w:val="C2410C"/>
+          <w:sz w:val="22"/>
+        </w:rPr>
+        <w:t>意思：形容女子身材修长美丽，也可形容花木。</w:t>
       </w:r>
     </w:p>
     <w:p>
@@ -251,9 +279,23 @@
           <w:rFonts w:ascii="宋体" w:hAnsi="宋体" w:eastAsia="宋体"/>
           <w:b w:val="0"/>
           <w:color w:val="1C1917"/>
-          <w:sz w:val="24"/>
+          <w:sz w:val="26"/>
         </w:rPr>
-        <w:t xml:space="preserve">亭亭玉立　→　形容女子身材修长美丽，也可形容花木。 </w:t>
+        <w:t>原句：亭亭玉立　——词语</w:t>
+      </w:r>
+    </w:p>
+    <w:p>
+      <w:pPr>
+        <w:spacing w:before="0" w:after="40" w:line="288" w:lineRule="auto"/>
+      </w:pPr>
+      <w:r>
+        <w:rPr>
+          <w:rFonts w:ascii="宋体" w:hAnsi="宋体" w:eastAsia="宋体"/>
+          <w:b w:val="0"/>
+          <w:color w:val="C2410C"/>
+          <w:sz w:val="22"/>
+        </w:rPr>
+        <w:t>意思：明亮的眼睛、洁白的牙齿；形容容貌美丽。</w:t>
       </w:r>
     </w:p>
     <w:p>
@@ -265,9 +307,23 @@
           <w:rFonts w:ascii="宋体" w:hAnsi="宋体" w:eastAsia="宋体"/>
           <w:b w:val="0"/>
           <w:color w:val="1C1917"/>
-          <w:sz w:val="24"/>
+          <w:sz w:val="26"/>
         </w:rPr>
-        <w:t>明眸皓齿　→　明亮的眼睛、洁白的牙齿；形容容貌美丽。</w:t>
+        <w:t>原句：明眸皓齿　——词语</w:t>
+      </w:r>
+    </w:p>
+    <w:p>
+      <w:pPr>
+        <w:spacing w:before="0" w:after="40" w:line="288" w:lineRule="auto"/>
+      </w:pPr>
+      <w:r>
+        <w:rPr>
+          <w:rFonts w:ascii="宋体" w:hAnsi="宋体" w:eastAsia="宋体"/>
+          <w:b w:val="0"/>
+          <w:color w:val="C2410C"/>
+          <w:sz w:val="22"/>
+        </w:rPr>
+        <w:t>意思：既文雅又朴实，形容人举止斯文、有修养。</w:t>
       </w:r>
     </w:p>
     <w:p>
@@ -279,9 +335,23 @@
           <w:rFonts w:ascii="宋体" w:hAnsi="宋体" w:eastAsia="宋体"/>
           <w:b w:val="0"/>
           <w:color w:val="1C1917"/>
-          <w:sz w:val="24"/>
+          <w:sz w:val="26"/>
         </w:rPr>
-        <w:t>文质彬彬　→　既文雅又朴实，形容人举止斯文、有修养。</w:t>
+        <w:t>原句：文质彬彬　——词语</w:t>
+      </w:r>
+    </w:p>
+    <w:p>
+      <w:pPr>
+        <w:spacing w:before="0" w:after="40" w:line="288" w:lineRule="auto"/>
+      </w:pPr>
+      <w:r>
+        <w:rPr>
+          <w:rFonts w:ascii="宋体" w:hAnsi="宋体" w:eastAsia="宋体"/>
+          <w:b w:val="0"/>
+          <w:color w:val="C2410C"/>
+          <w:sz w:val="22"/>
+        </w:rPr>
+        <w:t>意思：形容人仪表端正、气宇不凡。</w:t>
       </w:r>
     </w:p>
     <w:p>
@@ -293,9 +363,23 @@
           <w:rFonts w:ascii="宋体" w:hAnsi="宋体" w:eastAsia="宋体"/>
           <w:b w:val="0"/>
           <w:color w:val="1C1917"/>
-          <w:sz w:val="24"/>
+          <w:sz w:val="26"/>
         </w:rPr>
-        <w:t>相貌堂堂　→　形容人仪表端正、气宇不凡。</w:t>
+        <w:t>原句：相貌堂堂　——词语</w:t>
+      </w:r>
+    </w:p>
+    <w:p>
+      <w:pPr>
+        <w:spacing w:before="0" w:after="40" w:line="288" w:lineRule="auto"/>
+      </w:pPr>
+      <w:r>
+        <w:rPr>
+          <w:rFonts w:ascii="宋体" w:hAnsi="宋体" w:eastAsia="宋体"/>
+          <w:b w:val="0"/>
+          <w:color w:val="C2410C"/>
+          <w:sz w:val="22"/>
+        </w:rPr>
+        <w:t>意思：形容气势威严，令人敬畏。</w:t>
       </w:r>
     </w:p>
     <w:p>
@@ -307,9 +391,23 @@
           <w:rFonts w:ascii="宋体" w:hAnsi="宋体" w:eastAsia="宋体"/>
           <w:b w:val="0"/>
           <w:color w:val="1C1917"/>
-          <w:sz w:val="24"/>
+          <w:sz w:val="26"/>
         </w:rPr>
-        <w:t>威风凛凛　→　形容气势威严，令人敬畏。</w:t>
+        <w:t>原句：威风凛凛　——词语</w:t>
+      </w:r>
+    </w:p>
+    <w:p>
+      <w:pPr>
+        <w:spacing w:before="0" w:after="40" w:line="288" w:lineRule="auto"/>
+      </w:pPr>
+      <w:r>
+        <w:rPr>
+          <w:rFonts w:ascii="宋体" w:hAnsi="宋体" w:eastAsia="宋体"/>
+          <w:b w:val="0"/>
+          <w:color w:val="C2410C"/>
+          <w:sz w:val="22"/>
+        </w:rPr>
+        <w:t>意思：形容人身体粗壮结实。</w:t>
       </w:r>
     </w:p>
     <w:p>
@@ -321,9 +419,23 @@
           <w:rFonts w:ascii="宋体" w:hAnsi="宋体" w:eastAsia="宋体"/>
           <w:b w:val="0"/>
           <w:color w:val="1C1917"/>
-          <w:sz w:val="24"/>
+          <w:sz w:val="26"/>
         </w:rPr>
-        <w:t>膀大腰圆　→　形容人身体粗壮结实。</w:t>
+        <w:t>原句：膀大腰圆　——词语</w:t>
+      </w:r>
+    </w:p>
+    <w:p>
+      <w:pPr>
+        <w:spacing w:before="0" w:after="40" w:line="288" w:lineRule="auto"/>
+      </w:pPr>
+      <w:r>
+        <w:rPr>
+          <w:rFonts w:ascii="宋体" w:hAnsi="宋体" w:eastAsia="宋体"/>
+          <w:b w:val="0"/>
+          <w:color w:val="C2410C"/>
+          <w:sz w:val="22"/>
+        </w:rPr>
+        <w:t>意思：身材矮小却精明强干；也可指文章短而有力。</w:t>
       </w:r>
     </w:p>
     <w:p>
@@ -335,9 +447,23 @@
           <w:rFonts w:ascii="宋体" w:hAnsi="宋体" w:eastAsia="宋体"/>
           <w:b w:val="0"/>
           <w:color w:val="1C1917"/>
-          <w:sz w:val="24"/>
+          <w:sz w:val="26"/>
         </w:rPr>
-        <w:t>短小精悍　→　身材矮小却精明强干；也可指文章短而有力。</w:t>
+        <w:t>原句：短小精悍　——词语</w:t>
+      </w:r>
+    </w:p>
+    <w:p>
+      <w:pPr>
+        <w:spacing w:before="0" w:after="40" w:line="288" w:lineRule="auto"/>
+      </w:pPr>
+      <w:r>
+        <w:rPr>
+          <w:rFonts w:ascii="宋体" w:hAnsi="宋体" w:eastAsia="宋体"/>
+          <w:b w:val="0"/>
+          <w:color w:val="C2410C"/>
+          <w:sz w:val="22"/>
+        </w:rPr>
+        <w:t>意思：脸上有光彩，精神饱满。</w:t>
       </w:r>
     </w:p>
     <w:p>
@@ -349,9 +475,23 @@
           <w:rFonts w:ascii="宋体" w:hAnsi="宋体" w:eastAsia="宋体"/>
           <w:b w:val="0"/>
           <w:color w:val="1C1917"/>
-          <w:sz w:val="24"/>
+          <w:sz w:val="26"/>
         </w:rPr>
-        <w:t>容光焕发　→　脸上有光彩，精神饱满。</w:t>
+        <w:t>原句：容光焕发　——词语</w:t>
+      </w:r>
+    </w:p>
+    <w:p>
+      <w:pPr>
+        <w:spacing w:before="0" w:after="40" w:line="288" w:lineRule="auto"/>
+      </w:pPr>
+      <w:r>
+        <w:rPr>
+          <w:rFonts w:ascii="宋体" w:hAnsi="宋体" w:eastAsia="宋体"/>
+          <w:b w:val="0"/>
+          <w:color w:val="C2410C"/>
+          <w:sz w:val="22"/>
+        </w:rPr>
+        <w:t>意思：白发却脸色红润，形容老年人气色好、有精神。</w:t>
       </w:r>
     </w:p>
     <w:p>
@@ -363,9 +503,23 @@
           <w:rFonts w:ascii="宋体" w:hAnsi="宋体" w:eastAsia="宋体"/>
           <w:b w:val="0"/>
           <w:color w:val="1C1917"/>
-          <w:sz w:val="24"/>
+          <w:sz w:val="26"/>
         </w:rPr>
-        <w:t>鹤发童颜　→　白发却脸色红润，形容老年人气色好、有精神。</w:t>
+        <w:t>原句：鹤发童颜　——词语</w:t>
+      </w:r>
+    </w:p>
+    <w:p>
+      <w:pPr>
+        <w:spacing w:before="0" w:after="40" w:line="288" w:lineRule="auto"/>
+      </w:pPr>
+      <w:r>
+        <w:rPr>
+          <w:rFonts w:ascii="宋体" w:hAnsi="宋体" w:eastAsia="宋体"/>
+          <w:b w:val="0"/>
+          <w:color w:val="C2410C"/>
+          <w:sz w:val="22"/>
+        </w:rPr>
+        <w:t>意思：形容仁慈和善的样子。</w:t>
       </w:r>
     </w:p>
     <w:p>
@@ -377,9 +531,23 @@
           <w:rFonts w:ascii="宋体" w:hAnsi="宋体" w:eastAsia="宋体"/>
           <w:b w:val="0"/>
           <w:color w:val="1C1917"/>
-          <w:sz w:val="24"/>
+          <w:sz w:val="26"/>
         </w:rPr>
-        <w:t>慈眉善目　→　形容仁慈和善的样子。</w:t>
+        <w:t>原句：慈眉善目　——词语</w:t>
+      </w:r>
+    </w:p>
+    <w:p>
+      <w:pPr>
+        <w:spacing w:before="0" w:after="40" w:line="288" w:lineRule="auto"/>
+      </w:pPr>
+      <w:r>
+        <w:rPr>
+          <w:rFonts w:ascii="宋体" w:hAnsi="宋体" w:eastAsia="宋体"/>
+          <w:b w:val="0"/>
+          <w:color w:val="C2410C"/>
+          <w:sz w:val="22"/>
+        </w:rPr>
+        <w:t>意思：形容年老体衰、行动不便。</w:t>
       </w:r>
     </w:p>
     <w:p>
@@ -391,9 +559,9 @@
           <w:rFonts w:ascii="宋体" w:hAnsi="宋体" w:eastAsia="宋体"/>
           <w:b w:val="0"/>
           <w:color w:val="1C1917"/>
-          <w:sz w:val="24"/>
+          <w:sz w:val="26"/>
         </w:rPr>
-        <w:t>老态龙钟　→　形容年老体衰、行动不便。</w:t>
+        <w:t>原句：老态龙钟　——词语</w:t>
       </w:r>
     </w:p>
     <w:p>

--- a/printables/garden-answers/U8-garden-answers.docx
+++ b/printables/garden-answers/U8-garden-answers.docx
@@ -14,7 +14,7 @@
           <w:color w:val="F4A261"/>
           <w:sz w:val="20"/>
         </w:rPr>
-        <w:t>语文书桌 · 园地参考答案（做完再看）</w:t>
+        <w:t>语文书桌 · 园地过关测参考答案（做完再看）</w:t>
       </w:r>
     </w:p>
     <w:p>
@@ -43,7 +43,7 @@
           <w:color w:val="E85D04"/>
           <w:sz w:val="24"/>
         </w:rPr>
-        <w:t>一、默写（全文）</w:t>
+        <w:t>一、补全名句 / 全文</w:t>
       </w:r>
     </w:p>
     <w:p>
@@ -225,7 +225,189 @@
           <w:color w:val="E85D04"/>
           <w:sz w:val="24"/>
         </w:rPr>
-        <w:t>二、根据意思写原句（答案）</w:t>
+        <w:t>二、关键词填空</w:t>
+      </w:r>
+    </w:p>
+    <w:p>
+      <w:pPr>
+        <w:spacing w:before="0" w:after="80" w:line="288" w:lineRule="auto"/>
+      </w:pPr>
+      <w:r>
+        <w:rPr>
+          <w:rFonts w:ascii="宋体" w:hAnsi="宋体" w:eastAsia="宋体"/>
+          <w:b w:val="0"/>
+          <w:color w:val="1C1917"/>
+          <w:sz w:val="24"/>
+        </w:rPr>
+        <w:t>眉清目秀　←　形容相貌清秀俊美。</w:t>
+      </w:r>
+    </w:p>
+    <w:p>
+      <w:pPr>
+        <w:spacing w:before="0" w:after="80" w:line="288" w:lineRule="auto"/>
+      </w:pPr>
+      <w:r>
+        <w:rPr>
+          <w:rFonts w:ascii="宋体" w:hAnsi="宋体" w:eastAsia="宋体"/>
+          <w:b w:val="0"/>
+          <w:color w:val="1C1917"/>
+          <w:sz w:val="24"/>
+        </w:rPr>
+        <w:t xml:space="preserve">亭亭玉立　←　形容女子身材修长美丽，也可形容花木。 </w:t>
+      </w:r>
+    </w:p>
+    <w:p>
+      <w:pPr>
+        <w:spacing w:before="0" w:after="80" w:line="288" w:lineRule="auto"/>
+      </w:pPr>
+      <w:r>
+        <w:rPr>
+          <w:rFonts w:ascii="宋体" w:hAnsi="宋体" w:eastAsia="宋体"/>
+          <w:b w:val="0"/>
+          <w:color w:val="1C1917"/>
+          <w:sz w:val="24"/>
+        </w:rPr>
+        <w:t>明眸皓齿　←　明亮的眼睛、洁白的牙齿；形容容貌美丽。</w:t>
+      </w:r>
+    </w:p>
+    <w:p>
+      <w:pPr>
+        <w:spacing w:before="0" w:after="80" w:line="288" w:lineRule="auto"/>
+      </w:pPr>
+      <w:r>
+        <w:rPr>
+          <w:rFonts w:ascii="宋体" w:hAnsi="宋体" w:eastAsia="宋体"/>
+          <w:b w:val="0"/>
+          <w:color w:val="1C1917"/>
+          <w:sz w:val="24"/>
+        </w:rPr>
+        <w:t>文质彬彬　←　既文雅又朴实，形容人举止斯文、有修养。</w:t>
+      </w:r>
+    </w:p>
+    <w:p>
+      <w:pPr>
+        <w:spacing w:before="0" w:after="80" w:line="288" w:lineRule="auto"/>
+      </w:pPr>
+      <w:r>
+        <w:rPr>
+          <w:rFonts w:ascii="宋体" w:hAnsi="宋体" w:eastAsia="宋体"/>
+          <w:b w:val="0"/>
+          <w:color w:val="1C1917"/>
+          <w:sz w:val="24"/>
+        </w:rPr>
+        <w:t>相貌堂堂　←　形容人仪表端正、气宇不凡。</w:t>
+      </w:r>
+    </w:p>
+    <w:p>
+      <w:pPr>
+        <w:spacing w:before="0" w:after="80" w:line="288" w:lineRule="auto"/>
+      </w:pPr>
+      <w:r>
+        <w:rPr>
+          <w:rFonts w:ascii="宋体" w:hAnsi="宋体" w:eastAsia="宋体"/>
+          <w:b w:val="0"/>
+          <w:color w:val="1C1917"/>
+          <w:sz w:val="24"/>
+        </w:rPr>
+        <w:t>威风凛凛　←　形容气势威严，令人敬畏。</w:t>
+      </w:r>
+    </w:p>
+    <w:p>
+      <w:pPr>
+        <w:spacing w:before="0" w:after="80" w:line="288" w:lineRule="auto"/>
+      </w:pPr>
+      <w:r>
+        <w:rPr>
+          <w:rFonts w:ascii="宋体" w:hAnsi="宋体" w:eastAsia="宋体"/>
+          <w:b w:val="0"/>
+          <w:color w:val="1C1917"/>
+          <w:sz w:val="24"/>
+        </w:rPr>
+        <w:t>膀大腰圆　←　形容人身体粗壮结实。</w:t>
+      </w:r>
+    </w:p>
+    <w:p>
+      <w:pPr>
+        <w:spacing w:before="0" w:after="80" w:line="288" w:lineRule="auto"/>
+      </w:pPr>
+      <w:r>
+        <w:rPr>
+          <w:rFonts w:ascii="宋体" w:hAnsi="宋体" w:eastAsia="宋体"/>
+          <w:b w:val="0"/>
+          <w:color w:val="1C1917"/>
+          <w:sz w:val="24"/>
+        </w:rPr>
+        <w:t>短小精悍　←　身材矮小却精明强干；也可指文章短而有力。</w:t>
+      </w:r>
+    </w:p>
+    <w:p>
+      <w:pPr>
+        <w:spacing w:before="0" w:after="80" w:line="288" w:lineRule="auto"/>
+      </w:pPr>
+      <w:r>
+        <w:rPr>
+          <w:rFonts w:ascii="宋体" w:hAnsi="宋体" w:eastAsia="宋体"/>
+          <w:b w:val="0"/>
+          <w:color w:val="1C1917"/>
+          <w:sz w:val="24"/>
+        </w:rPr>
+        <w:t>容光焕发　←　脸上有光彩，精神饱满。</w:t>
+      </w:r>
+    </w:p>
+    <w:p>
+      <w:pPr>
+        <w:spacing w:before="0" w:after="80" w:line="288" w:lineRule="auto"/>
+      </w:pPr>
+      <w:r>
+        <w:rPr>
+          <w:rFonts w:ascii="宋体" w:hAnsi="宋体" w:eastAsia="宋体"/>
+          <w:b w:val="0"/>
+          <w:color w:val="1C1917"/>
+          <w:sz w:val="24"/>
+        </w:rPr>
+        <w:t>鹤发童颜　←　白发却脸色红润，形容老年人气色好、有精神。</w:t>
+      </w:r>
+    </w:p>
+    <w:p>
+      <w:pPr>
+        <w:spacing w:before="0" w:after="80" w:line="288" w:lineRule="auto"/>
+      </w:pPr>
+      <w:r>
+        <w:rPr>
+          <w:rFonts w:ascii="宋体" w:hAnsi="宋体" w:eastAsia="宋体"/>
+          <w:b w:val="0"/>
+          <w:color w:val="1C1917"/>
+          <w:sz w:val="24"/>
+        </w:rPr>
+        <w:t>慈眉善目　←　形容仁慈和善的样子。</w:t>
+      </w:r>
+    </w:p>
+    <w:p>
+      <w:pPr>
+        <w:spacing w:before="0" w:after="80" w:line="288" w:lineRule="auto"/>
+      </w:pPr>
+      <w:r>
+        <w:rPr>
+          <w:rFonts w:ascii="宋体" w:hAnsi="宋体" w:eastAsia="宋体"/>
+          <w:b w:val="0"/>
+          <w:color w:val="1C1917"/>
+          <w:sz w:val="24"/>
+        </w:rPr>
+        <w:t>老态龙钟　←　形容年老体衰、行动不便。</w:t>
+      </w:r>
+    </w:p>
+    <w:p>
+      <w:pPr>
+        <w:spacing w:before="160" w:after="160" w:line="288" w:lineRule="auto"/>
+      </w:pPr>
+      <w:r>
+        <w:rPr>
+          <w:rFonts w:ascii="宋体" w:hAnsi="宋体" w:eastAsia="宋体"/>
+          <w:b/>
+          <w:color w:val="E85D04"/>
+          <w:sz w:val="24"/>
+        </w:rPr>
+        <w:t>三、根据意思写原句</w:t>
       </w:r>
     </w:p>
     <w:p>
@@ -575,7 +757,35 @@
           <w:color w:val="E85D04"/>
           <w:sz w:val="24"/>
         </w:rPr>
-        <w:t>三、背景</w:t>
+        <w:t>二/三参考</w:t>
+      </w:r>
+    </w:p>
+    <w:p>
+      <w:pPr>
+        <w:spacing w:before="0" w:after="120" w:line="288" w:lineRule="auto"/>
+      </w:pPr>
+      <w:r>
+        <w:rPr>
+          <w:rFonts w:ascii="宋体" w:hAnsi="宋体" w:eastAsia="宋体"/>
+          <w:b w:val="0"/>
+          <w:color w:val="1C1917"/>
+          <w:sz w:val="24"/>
+        </w:rPr>
+        <w:t>1. 鹤发童颜　2. 明眸皓齿　3. 短小精悍（意思对、词语在库中即可）</w:t>
+      </w:r>
+    </w:p>
+    <w:p>
+      <w:pPr>
+        <w:spacing w:before="160" w:after="160" w:line="288" w:lineRule="auto"/>
+      </w:pPr>
+      <w:r>
+        <w:rPr>
+          <w:rFonts w:ascii="宋体" w:hAnsi="宋体" w:eastAsia="宋体"/>
+          <w:b/>
+          <w:color w:val="E85D04"/>
+          <w:sz w:val="24"/>
+        </w:rPr>
+        <w:t>背景</w:t>
       </w:r>
     </w:p>
     <w:p>

--- a/printables/garden-answers/U8-garden-answers.docx
+++ b/printables/garden-answers/U8-garden-answers.docx
@@ -14,7 +14,7 @@
           <w:color w:val="F4A261"/>
           <w:sz w:val="20"/>
         </w:rPr>
-        <w:t>语文书桌 · 园地过关测参考答案（做完再看）</w:t>
+        <w:t>语文书桌 · 园地练习答案（约10–15分钟卷 · 做完再看）</w:t>
       </w:r>
     </w:p>
     <w:p>

--- a/printables/garden-answers/U8-garden-answers.docx
+++ b/printables/garden-answers/U8-garden-answers.docx
@@ -230,7 +230,7 @@
     </w:p>
     <w:p>
       <w:pPr>
-        <w:spacing w:before="0" w:after="80" w:line="288" w:lineRule="auto"/>
+        <w:spacing w:before="0" w:after="120" w:line="288" w:lineRule="auto"/>
       </w:pPr>
       <w:r>
         <w:rPr>
@@ -239,161 +239,7 @@
           <w:color w:val="1C1917"/>
           <w:sz w:val="24"/>
         </w:rPr>
-        <w:t>眉清目秀　←　形容相貌清秀俊美。</w:t>
-      </w:r>
-    </w:p>
-    <w:p>
-      <w:pPr>
-        <w:spacing w:before="0" w:after="80" w:line="288" w:lineRule="auto"/>
-      </w:pPr>
-      <w:r>
-        <w:rPr>
-          <w:rFonts w:ascii="宋体" w:hAnsi="宋体" w:eastAsia="宋体"/>
-          <w:b w:val="0"/>
-          <w:color w:val="1C1917"/>
-          <w:sz w:val="24"/>
-        </w:rPr>
-        <w:t xml:space="preserve">亭亭玉立　←　形容女子身材修长美丽，也可形容花木。 </w:t>
-      </w:r>
-    </w:p>
-    <w:p>
-      <w:pPr>
-        <w:spacing w:before="0" w:after="80" w:line="288" w:lineRule="auto"/>
-      </w:pPr>
-      <w:r>
-        <w:rPr>
-          <w:rFonts w:ascii="宋体" w:hAnsi="宋体" w:eastAsia="宋体"/>
-          <w:b w:val="0"/>
-          <w:color w:val="1C1917"/>
-          <w:sz w:val="24"/>
-        </w:rPr>
-        <w:t>明眸皓齿　←　明亮的眼睛、洁白的牙齿；形容容貌美丽。</w:t>
-      </w:r>
-    </w:p>
-    <w:p>
-      <w:pPr>
-        <w:spacing w:before="0" w:after="80" w:line="288" w:lineRule="auto"/>
-      </w:pPr>
-      <w:r>
-        <w:rPr>
-          <w:rFonts w:ascii="宋体" w:hAnsi="宋体" w:eastAsia="宋体"/>
-          <w:b w:val="0"/>
-          <w:color w:val="1C1917"/>
-          <w:sz w:val="24"/>
-        </w:rPr>
-        <w:t>文质彬彬　←　既文雅又朴实，形容人举止斯文、有修养。</w:t>
-      </w:r>
-    </w:p>
-    <w:p>
-      <w:pPr>
-        <w:spacing w:before="0" w:after="80" w:line="288" w:lineRule="auto"/>
-      </w:pPr>
-      <w:r>
-        <w:rPr>
-          <w:rFonts w:ascii="宋体" w:hAnsi="宋体" w:eastAsia="宋体"/>
-          <w:b w:val="0"/>
-          <w:color w:val="1C1917"/>
-          <w:sz w:val="24"/>
-        </w:rPr>
-        <w:t>相貌堂堂　←　形容人仪表端正、气宇不凡。</w:t>
-      </w:r>
-    </w:p>
-    <w:p>
-      <w:pPr>
-        <w:spacing w:before="0" w:after="80" w:line="288" w:lineRule="auto"/>
-      </w:pPr>
-      <w:r>
-        <w:rPr>
-          <w:rFonts w:ascii="宋体" w:hAnsi="宋体" w:eastAsia="宋体"/>
-          <w:b w:val="0"/>
-          <w:color w:val="1C1917"/>
-          <w:sz w:val="24"/>
-        </w:rPr>
-        <w:t>威风凛凛　←　形容气势威严，令人敬畏。</w:t>
-      </w:r>
-    </w:p>
-    <w:p>
-      <w:pPr>
-        <w:spacing w:before="0" w:after="80" w:line="288" w:lineRule="auto"/>
-      </w:pPr>
-      <w:r>
-        <w:rPr>
-          <w:rFonts w:ascii="宋体" w:hAnsi="宋体" w:eastAsia="宋体"/>
-          <w:b w:val="0"/>
-          <w:color w:val="1C1917"/>
-          <w:sz w:val="24"/>
-        </w:rPr>
-        <w:t>膀大腰圆　←　形容人身体粗壮结实。</w:t>
-      </w:r>
-    </w:p>
-    <w:p>
-      <w:pPr>
-        <w:spacing w:before="0" w:after="80" w:line="288" w:lineRule="auto"/>
-      </w:pPr>
-      <w:r>
-        <w:rPr>
-          <w:rFonts w:ascii="宋体" w:hAnsi="宋体" w:eastAsia="宋体"/>
-          <w:b w:val="0"/>
-          <w:color w:val="1C1917"/>
-          <w:sz w:val="24"/>
-        </w:rPr>
-        <w:t>短小精悍　←　身材矮小却精明强干；也可指文章短而有力。</w:t>
-      </w:r>
-    </w:p>
-    <w:p>
-      <w:pPr>
-        <w:spacing w:before="0" w:after="80" w:line="288" w:lineRule="auto"/>
-      </w:pPr>
-      <w:r>
-        <w:rPr>
-          <w:rFonts w:ascii="宋体" w:hAnsi="宋体" w:eastAsia="宋体"/>
-          <w:b w:val="0"/>
-          <w:color w:val="1C1917"/>
-          <w:sz w:val="24"/>
-        </w:rPr>
-        <w:t>容光焕发　←　脸上有光彩，精神饱满。</w:t>
-      </w:r>
-    </w:p>
-    <w:p>
-      <w:pPr>
-        <w:spacing w:before="0" w:after="80" w:line="288" w:lineRule="auto"/>
-      </w:pPr>
-      <w:r>
-        <w:rPr>
-          <w:rFonts w:ascii="宋体" w:hAnsi="宋体" w:eastAsia="宋体"/>
-          <w:b w:val="0"/>
-          <w:color w:val="1C1917"/>
-          <w:sz w:val="24"/>
-        </w:rPr>
-        <w:t>鹤发童颜　←　白发却脸色红润，形容老年人气色好、有精神。</w:t>
-      </w:r>
-    </w:p>
-    <w:p>
-      <w:pPr>
-        <w:spacing w:before="0" w:after="80" w:line="288" w:lineRule="auto"/>
-      </w:pPr>
-      <w:r>
-        <w:rPr>
-          <w:rFonts w:ascii="宋体" w:hAnsi="宋体" w:eastAsia="宋体"/>
-          <w:b w:val="0"/>
-          <w:color w:val="1C1917"/>
-          <w:sz w:val="24"/>
-        </w:rPr>
-        <w:t>慈眉善目　←　形容仁慈和善的样子。</w:t>
-      </w:r>
-    </w:p>
-    <w:p>
-      <w:pPr>
-        <w:spacing w:before="0" w:after="80" w:line="288" w:lineRule="auto"/>
-      </w:pPr>
-      <w:r>
-        <w:rPr>
-          <w:rFonts w:ascii="宋体" w:hAnsi="宋体" w:eastAsia="宋体"/>
-          <w:b w:val="0"/>
-          <w:color w:val="1C1917"/>
-          <w:sz w:val="24"/>
-        </w:rPr>
-        <w:t>老态龙钟　←　形容年老体衰、行动不便。</w:t>
+        <w:t>选词：鹤发童颜；明眸皓齿（序号以卷面备选为准）</w:t>
       </w:r>
     </w:p>
     <w:p>
